--- a/docs/legal-review/팀킥_약관_처리방침_검토요청_2026-10-11.docx
+++ b/docs/legal-review/팀킥_약관_처리방침_검토요청_2026-10-11.docx
@@ -302,7 +302,7 @@
                 <w:sz w:val="18"/>
                 <w:szCs w:val="18"/>
               </w:rPr>
-              <w:t xml:space="preserve">2026-10-11 (앱 버전 1.27.2)</w:t>
+              <w:t xml:space="preserve">2026-10-11 (앱 버전 1.27.3)</w:t>
             </w:r>
           </w:p>
         </w:tc>
@@ -7321,158 +7321,6 @@
                 <w:szCs w:val="18"/>
               </w:rPr>
               <w:t xml:space="preserve">구장 위치의 5km 격자 좌표·권역 이름(개인정보 아님)</w:t>
-            </w:r>
-          </w:p>
-        </w:tc>
-        <w:tc>
-          <w:tcPr>
-            <w:tcW w:type="dxa" w:w="1300"/>
-            <w:tcBorders>
-              <w:top w:val="single" w:color="BFC5C2" w:sz="4"/>
-              <w:left w:val="single" w:color="BFC5C2" w:sz="4"/>
-              <w:bottom w:val="single" w:color="BFC5C2" w:sz="4"/>
-              <w:right w:val="single" w:color="BFC5C2" w:sz="4"/>
-            </w:tcBorders>
-            <w:tcMar>
-              <w:top w:type="dxa" w:w="60"/>
-              <w:left w:type="dxa" w:w="90"/>
-              <w:bottom w:type="dxa" w:w="60"/>
-              <w:right w:type="dxa" w:w="90"/>
-            </w:tcMar>
-          </w:tcPr>
-          <w:p>
-            <w:pPr>
-              <w:spacing w:after="20"/>
-            </w:pPr>
-            <w:r>
-              <w:rPr>
-                <w:rFonts w:ascii="Malgun Gothic" w:cs="Malgun Gothic" w:eastAsia="Malgun Gothic" w:hAnsi="Malgun Gothic"/>
-                <w:sz w:val="18"/>
-                <w:szCs w:val="18"/>
-              </w:rPr>
-              <w:t xml:space="preserve">—</w:t>
-            </w:r>
-          </w:p>
-        </w:tc>
-      </w:tr>
-      <w:tr>
-        <w:tc>
-          <w:tcPr>
-            <w:tcW w:type="dxa" w:w="2100"/>
-            <w:tcBorders>
-              <w:top w:val="single" w:color="BFC5C2" w:sz="4"/>
-              <w:left w:val="single" w:color="BFC5C2" w:sz="4"/>
-              <w:bottom w:val="single" w:color="BFC5C2" w:sz="4"/>
-              <w:right w:val="single" w:color="BFC5C2" w:sz="4"/>
-            </w:tcBorders>
-            <w:tcMar>
-              <w:top w:type="dxa" w:w="60"/>
-              <w:left w:type="dxa" w:w="90"/>
-              <w:bottom w:type="dxa" w:w="60"/>
-              <w:right w:type="dxa" w:w="90"/>
-            </w:tcMar>
-          </w:tcPr>
-          <w:p>
-            <w:pPr>
-              <w:spacing w:after="20"/>
-            </w:pPr>
-            <w:r>
-              <w:rPr>
-                <w:rFonts w:ascii="Malgun Gothic" w:cs="Malgun Gothic" w:eastAsia="Malgun Gothic" w:hAnsi="Malgun Gothic"/>
-                <w:sz w:val="18"/>
-                <w:szCs w:val="18"/>
-              </w:rPr>
-              <w:t xml:space="preserve">cron-job.org</w:t>
-            </w:r>
-          </w:p>
-        </w:tc>
-        <w:tc>
-          <w:tcPr>
-            <w:tcW w:type="dxa" w:w="900"/>
-            <w:tcBorders>
-              <w:top w:val="single" w:color="BFC5C2" w:sz="4"/>
-              <w:left w:val="single" w:color="BFC5C2" w:sz="4"/>
-              <w:bottom w:val="single" w:color="BFC5C2" w:sz="4"/>
-              <w:right w:val="single" w:color="BFC5C2" w:sz="4"/>
-            </w:tcBorders>
-            <w:tcMar>
-              <w:top w:type="dxa" w:w="60"/>
-              <w:left w:type="dxa" w:w="90"/>
-              <w:bottom w:type="dxa" w:w="60"/>
-              <w:right w:type="dxa" w:w="90"/>
-            </w:tcMar>
-          </w:tcPr>
-          <w:p>
-            <w:pPr>
-              <w:spacing w:after="20"/>
-            </w:pPr>
-            <w:r>
-              <w:rPr>
-                <w:rFonts w:ascii="Malgun Gothic" w:cs="Malgun Gothic" w:eastAsia="Malgun Gothic" w:hAnsi="Malgun Gothic"/>
-                <w:sz w:val="18"/>
-                <w:szCs w:val="18"/>
-              </w:rPr>
-              <w:t xml:space="preserve">해외</w:t>
-            </w:r>
-          </w:p>
-        </w:tc>
-        <w:tc>
-          <w:tcPr>
-            <w:tcW w:type="dxa" w:w="1900"/>
-            <w:tcBorders>
-              <w:top w:val="single" w:color="BFC5C2" w:sz="4"/>
-              <w:left w:val="single" w:color="BFC5C2" w:sz="4"/>
-              <w:bottom w:val="single" w:color="BFC5C2" w:sz="4"/>
-              <w:right w:val="single" w:color="BFC5C2" w:sz="4"/>
-            </w:tcBorders>
-            <w:tcMar>
-              <w:top w:type="dxa" w:w="60"/>
-              <w:left w:type="dxa" w:w="90"/>
-              <w:bottom w:type="dxa" w:w="60"/>
-              <w:right w:type="dxa" w:w="90"/>
-            </w:tcMar>
-          </w:tcPr>
-          <w:p>
-            <w:pPr>
-              <w:spacing w:after="20"/>
-            </w:pPr>
-            <w:r>
-              <w:rPr>
-                <w:rFonts w:ascii="Malgun Gothic" w:cs="Malgun Gothic" w:eastAsia="Malgun Gothic" w:hAnsi="Malgun Gothic"/>
-                <w:sz w:val="18"/>
-                <w:szCs w:val="18"/>
-              </w:rPr>
-              <w:t xml:space="preserve">10분마다 예약 실행 호출</w:t>
-            </w:r>
-          </w:p>
-        </w:tc>
-        <w:tc>
-          <w:tcPr>
-            <w:tcW w:type="dxa" w:w="2826"/>
-            <w:tcBorders>
-              <w:top w:val="single" w:color="BFC5C2" w:sz="4"/>
-              <w:left w:val="single" w:color="BFC5C2" w:sz="4"/>
-              <w:bottom w:val="single" w:color="BFC5C2" w:sz="4"/>
-              <w:right w:val="single" w:color="BFC5C2" w:sz="4"/>
-            </w:tcBorders>
-            <w:tcMar>
-              <w:top w:type="dxa" w:w="60"/>
-              <w:left w:type="dxa" w:w="90"/>
-              <w:bottom w:type="dxa" w:w="60"/>
-              <w:right w:type="dxa" w:w="90"/>
-            </w:tcMar>
-          </w:tcPr>
-          <w:p>
-            <w:pPr>
-              <w:spacing w:after="20"/>
-            </w:pPr>
-            <w:r>
-              <w:rPr>
-                <w:rFonts w:ascii="Malgun Gothic" w:cs="Malgun Gothic" w:eastAsia="Malgun Gothic" w:hAnsi="Malgun Gothic"/>
-                <w:sz w:val="18"/>
-                <w:szCs w:val="18"/>
-              </w:rPr>
-              <w:t xml:space="preserve">주소와 비밀값뿐(개인정보 없음)</w:t>
             </w:r>
           </w:p>
         </w:tc>

--- a/docs/legal-review/팀킥_약관_처리방침_검토요청_2026-10-11.docx
+++ b/docs/legal-review/팀킥_약관_처리방침_검토요청_2026-10-11.docx
@@ -302,7 +302,7 @@
                 <w:sz w:val="18"/>
                 <w:szCs w:val="18"/>
               </w:rPr>
-              <w:t xml:space="preserve">2026-10-11 (앱 버전 1.27.3)</w:t>
+              <w:t xml:space="preserve">2026-10-11 (앱 버전 1.28.0)</w:t>
             </w:r>
           </w:p>
         </w:tc>
@@ -652,7 +652,7 @@
         <w:rPr>
           <w:rFonts w:ascii="Malgun Gothic" w:cs="Malgun Gothic" w:eastAsia="Malgun Gothic" w:hAnsi="Malgun Gothic"/>
         </w:rPr>
-        <w:t xml:space="preserve">: 아래 초안이 개인정보 보호법·정보통신망법·약관규제법 등에 맞는지, 빠지거나 고쳐야 할 부분이 있는지 검토를 부탁드립니다. 2장에 실제 처리 현황을, 5장에 확인이 필요한 질문 34개를 정리했습니다. 이 문서의 사실관계는 현재 운영 중인 코드 기준입니다.</w:t>
+        <w:t xml:space="preserve">: 아래 초안이 개인정보 보호법·정보통신망법·약관규제법 등에 맞는지, 빠지거나 고쳐야 할 부분이 있는지 검토를 부탁드립니다. 2장에 실제 처리 현황을, 5장에 확인이 필요한 질문 35개를 정리했습니다. 이 문서의 사실관계는 현재 운영 중인 코드 기준입니다.</w:t>
       </w:r>
     </w:p>
     <w:p>
@@ -8337,6 +8337,30 @@
     </w:p>
     <w:p>
       <w:pPr>
+        <w:pStyle w:val="ListParagraph"/>
+        <w:numPr>
+          <w:ilvl w:val="0"/>
+          <w:numId w:val="3"/>
+        </w:numPr>
+        <w:spacing w:after="100" w:line="290"/>
+      </w:pPr>
+      <w:r>
+        <w:rPr>
+          <w:rFonts w:ascii="Malgun Gothic" w:cs="Malgun Gothic" w:eastAsia="Malgun Gothic" w:hAnsi="Malgun Gothic"/>
+          <w:b/>
+          <w:bCs/>
+        </w:rPr>
+        <w:t xml:space="preserve">[새] 운영자 조치</w:t>
+      </w:r>
+      <w:r>
+        <w:rPr>
+          <w:rFonts w:ascii="Malgun Gothic" w:cs="Malgun Gothic" w:eastAsia="Malgun Gothic" w:hAnsi="Malgun Gothic"/>
+        </w:rPr>
+        <w:t xml:space="preserve">: 신고를 받으면 운영자가 채팅 메시지 삭제·모집글 내리기·이용 정지(3일·7일·30일·기간 없음)를 하고, 정지된 사람에게 사유와 기간을 알리며 정지 중에도 1:1 문의(이의 제기)·탈퇴는 열어 둡니다(약관 제5조). 사전 경고 없이 바로 정지하는 것, '기간 없음' 정지, 정지 기록을 정지가 끝나면 지우는 것이 괜찮은가요? 소명 절차를 더 갖춰야 하나요?</w:t>
+      </w:r>
+    </w:p>
+    <w:p>
+      <w:pPr>
         <w:pStyle w:val="Heading1"/>
         <w:spacing w:after="160" w:before="320"/>
       </w:pPr>
@@ -8895,6 +8919,45 @@
           <w:sz w:val="18"/>
           <w:szCs w:val="18"/>
         </w:rPr>
+        <w:t xml:space="preserve">운영자는 금지 행위에 해당하는 채팅 메시지를 지우거나 모집글을 내릴 수 있고, 위반의 정도에 따라</w:t>
+      </w:r>
+    </w:p>
+    <w:p>
+      <w:pPr>
+        <w:spacing w:after="40" w:line="270"/>
+      </w:pPr>
+      <w:r>
+        <w:rPr>
+          <w:rFonts w:ascii="Malgun Gothic" w:cs="Malgun Gothic" w:eastAsia="Malgun Gothic" w:hAnsi="Malgun Gothic"/>
+          <w:sz w:val="18"/>
+          <w:szCs w:val="18"/>
+        </w:rPr>
+        <w:t xml:space="preserve">기간을 정해(3일·7일·30일) 또는 기간 없이 이용을 정지할 수 있습니다. 정지된 이용자에게는 사유와 기간을</w:t>
+      </w:r>
+    </w:p>
+    <w:p>
+      <w:pPr>
+        <w:spacing w:after="40" w:line="270"/>
+      </w:pPr>
+      <w:r>
+        <w:rPr>
+          <w:rFonts w:ascii="Malgun Gothic" w:cs="Malgun Gothic" w:eastAsia="Malgun Gothic" w:hAnsi="Malgun Gothic"/>
+          <w:sz w:val="18"/>
+          <w:szCs w:val="18"/>
+        </w:rPr>
+        <w:t xml:space="preserve">알리며, 정지 중에도 알림 확인·1:1 문의(이의 제기)·탈퇴는 할 수 있습니다.</w:t>
+      </w:r>
+    </w:p>
+    <w:p>
+      <w:pPr>
+        <w:spacing w:after="40" w:line="270"/>
+      </w:pPr>
+      <w:r>
+        <w:rPr>
+          <w:rFonts w:ascii="Malgun Gothic" w:cs="Malgun Gothic" w:eastAsia="Malgun Gothic" w:hAnsi="Malgun Gothic"/>
+          <w:sz w:val="18"/>
+          <w:szCs w:val="18"/>
+        </w:rPr>
         <w:t xml:space="preserve">이용자는 원하지 않는 이용자나 팀을 차단할 수 있으며, 차단은 차단한 이용자의 화면과</w:t>
       </w:r>
     </w:p>
@@ -9996,6 +10059,32 @@
           <w:sz w:val="18"/>
           <w:szCs w:val="18"/>
         </w:rPr>
+        <w:t xml:space="preserve">- 운영자가 이용을 정지할 때: 정지 사유, 정지 기간(끝나는 시각), 정지한 시각. 정지된 본인과 운영자만 봅니다</w:t>
+      </w:r>
+    </w:p>
+    <w:p>
+      <w:pPr>
+        <w:spacing w:after="40" w:line="270"/>
+      </w:pPr>
+      <w:r>
+        <w:rPr>
+          <w:rFonts w:ascii="Malgun Gothic" w:cs="Malgun Gothic" w:eastAsia="Malgun Gothic" w:hAnsi="Malgun Gothic"/>
+          <w:sz w:val="18"/>
+          <w:szCs w:val="18"/>
+        </w:rPr>
+        <w:t xml:space="preserve">- 운영자가 모집글을 내릴 때: 내린 사유와 시각(그 팀 운영진에게 보입니다)</w:t>
+      </w:r>
+    </w:p>
+    <w:p>
+      <w:pPr>
+        <w:spacing w:after="40" w:line="270"/>
+      </w:pPr>
+      <w:r>
+        <w:rPr>
+          <w:rFonts w:ascii="Malgun Gothic" w:cs="Malgun Gothic" w:eastAsia="Malgun Gothic" w:hAnsi="Malgun Gothic"/>
+          <w:sz w:val="18"/>
+          <w:szCs w:val="18"/>
+        </w:rPr>
         <w:t xml:space="preserve">- 기기 알림을 켤 때: 브라우저가 만들어 준 </w:t>
       </w:r>
       <w:r>
@@ -10302,6 +10391,19 @@
           <w:szCs w:val="18"/>
         </w:rPr>
         <w:t xml:space="preserve">차단 목록은 해제하거나 탈퇴하면 지우며, 차단당한 사람이 탈퇴하면 다른 사람의 차단 목록에서도 지웁니다.</w:t>
+      </w:r>
+    </w:p>
+    <w:p>
+      <w:pPr>
+        <w:spacing w:after="40" w:line="270"/>
+      </w:pPr>
+      <w:r>
+        <w:rPr>
+          <w:rFonts w:ascii="Malgun Gothic" w:cs="Malgun Gothic" w:eastAsia="Malgun Gothic" w:hAnsi="Malgun Gothic"/>
+          <w:sz w:val="18"/>
+          <w:szCs w:val="18"/>
+        </w:rPr>
+        <w:t xml:space="preserve">이용 정지 기록은 정지가 끝나거나 풀리면 지우고(운영 이력 90일에는 남습니다), 탈퇴하면 즉시 지웁니다.</w:t>
       </w:r>
     </w:p>
     <w:p>

--- a/docs/legal-review/팀킥_약관_처리방침_검토요청_2026-10-11.docx
+++ b/docs/legal-review/팀킥_약관_처리방침_검토요청_2026-10-11.docx
@@ -302,7 +302,7 @@
                 <w:sz w:val="18"/>
                 <w:szCs w:val="18"/>
               </w:rPr>
-              <w:t xml:space="preserve">2026-10-11 (앱 버전 1.28.0)</w:t>
+              <w:t xml:space="preserve">2026-10-11 (앱 버전 1.29.0)</w:t>
             </w:r>
           </w:p>
         </w:tc>
@@ -652,7 +652,7 @@
         <w:rPr>
           <w:rFonts w:ascii="Malgun Gothic" w:cs="Malgun Gothic" w:eastAsia="Malgun Gothic" w:hAnsi="Malgun Gothic"/>
         </w:rPr>
-        <w:t xml:space="preserve">: 아래 초안이 개인정보 보호법·정보통신망법·약관규제법 등에 맞는지, 빠지거나 고쳐야 할 부분이 있는지 검토를 부탁드립니다. 2장에 실제 처리 현황을, 5장에 확인이 필요한 질문 35개를 정리했습니다. 이 문서의 사실관계는 현재 운영 중인 코드 기준입니다.</w:t>
+        <w:t xml:space="preserve">: 아래 초안이 개인정보 보호법·정보통신망법·약관규제법 등에 맞는지, 빠지거나 고쳐야 할 부분이 있는지 검토를 부탁드립니다. 2장에 실제 처리 현황을, 5장에 확인이 필요한 질문 36개를 정리했습니다. 이 문서의 사실관계는 현재 운영 중인 코드 기준입니다.</w:t>
       </w:r>
     </w:p>
     <w:p>
@@ -8361,6 +8361,30 @@
     </w:p>
     <w:p>
       <w:pPr>
+        <w:pStyle w:val="ListParagraph"/>
+        <w:numPr>
+          <w:ilvl w:val="0"/>
+          <w:numId w:val="3"/>
+        </w:numPr>
+        <w:spacing w:after="100" w:line="290"/>
+      </w:pPr>
+      <w:r>
+        <w:rPr>
+          <w:rFonts w:ascii="Malgun Gothic" w:cs="Malgun Gothic" w:eastAsia="Malgun Gothic" w:hAnsi="Malgun Gothic"/>
+          <w:b/>
+          <w:bCs/>
+        </w:rPr>
+        <w:t xml:space="preserve">[새] 정지 회피 재가입 막기</w:t>
+      </w:r>
+      <w:r>
+        <w:rPr>
+          <w:rFonts w:ascii="Malgun Gothic" w:cs="Malgun Gothic" w:eastAsia="Malgun Gothic" w:hAnsi="Malgun Gothic"/>
+        </w:rPr>
+        <w:t xml:space="preserve">: 이용 정지 중에 탈퇴하면 로그인 수단(카카오·구글·네이버 회원번호 또는 이메일)을 HMAC 으로 바꾼 값과 남은 정지 기간·사유만 정지가 끝날 때까지(기간 없는 정지는 최대 1년) 보관하고, 같은 수단으로 다시 가입하면 남은 정지를 잇습니다. 처리방침 3항에 적었습니다. 탈퇴 후 보관의 근거로 이 정도 기재면 충분한가요? 별도 동의가 필요한가요?</w:t>
+      </w:r>
+    </w:p>
+    <w:p>
+      <w:pPr>
         <w:pStyle w:val="Heading1"/>
         <w:spacing w:after="160" w:before="320"/>
       </w:pPr>
@@ -10404,6 +10428,45 @@
           <w:szCs w:val="18"/>
         </w:rPr>
         <w:t xml:space="preserve">이용 정지 기록은 정지가 끝나거나 풀리면 지우고(운영 이력 90일에는 남습니다), 탈퇴하면 즉시 지웁니다.</w:t>
+      </w:r>
+    </w:p>
+    <w:p>
+      <w:pPr>
+        <w:spacing w:after="40" w:line="270"/>
+      </w:pPr>
+      <w:r>
+        <w:rPr>
+          <w:rFonts w:ascii="Malgun Gothic" w:cs="Malgun Gothic" w:eastAsia="Malgun Gothic" w:hAnsi="Malgun Gothic"/>
+          <w:sz w:val="18"/>
+          <w:szCs w:val="18"/>
+        </w:rPr>
+        <w:t xml:space="preserve">다만 이용 정지 중에 탈퇴하면, 정지를 피하려는 재가입을 막기 위해 로그인 수단(카카오·구글·네이버 회원번호</w:t>
+      </w:r>
+    </w:p>
+    <w:p>
+      <w:pPr>
+        <w:spacing w:after="40" w:line="270"/>
+      </w:pPr>
+      <w:r>
+        <w:rPr>
+          <w:rFonts w:ascii="Malgun Gothic" w:cs="Malgun Gothic" w:eastAsia="Malgun Gothic" w:hAnsi="Malgun Gothic"/>
+          <w:sz w:val="18"/>
+          <w:szCs w:val="18"/>
+        </w:rPr>
+        <w:t xml:space="preserve">또는 가입 이메일)을 되돌릴 수 없는 값으로 바꾼 것과 남은 정지 기간·사유만 정지가 끝날 때까지(기간 없는</w:t>
+      </w:r>
+    </w:p>
+    <w:p>
+      <w:pPr>
+        <w:spacing w:after="40" w:line="270"/>
+      </w:pPr>
+      <w:r>
+        <w:rPr>
+          <w:rFonts w:ascii="Malgun Gothic" w:cs="Malgun Gothic" w:eastAsia="Malgun Gothic" w:hAnsi="Malgun Gothic"/>
+          <w:sz w:val="18"/>
+          <w:szCs w:val="18"/>
+        </w:rPr>
+        <w:t xml:space="preserve">정지는 최대 1년) 보관합니다. 같은 로그인 수단으로 다시 가입하면 남은 정지가 이어지고 그 값은 지웁니다.</w:t>
       </w:r>
     </w:p>
     <w:p>
